--- a/products-storage/00-free-ks-bez-vozvrata/04-poryadok-vnutrenney-proverki.docx
+++ b/products-storage/00-free-ks-bez-vozvrata/04-poryadok-vnutrenney-proverki.docx
@@ -470,12 +470,12 @@
     </w:p>
     <w:p>
       <w:r>
-        <w:t>Полный комплект включает: готовые акты передачи, журнал с автоматическим отслеживанием, алгоритм работы с возвратами, типовые ответы на замечания.</w:t>
+        <w:t>Комплект «КС-2 без возврата: сдайте с первой попытки» включает: готовые акты передачи, журнал с автоматическим отслеживанием, алгоритм работы с возвратами, типовые ответы на замечания.</w:t>
         <w:br/>
         <w:br/>
-        <w:t>Стоимость: 12 900 - 16 900 ₽</w:t>
+        <w:t>Стоимость: 1 990 ₽</w:t>
         <w:br/>
-        <w:t>Ссылка: [здесь будет ссылка на платный продукт]</w:t>
+        <w:t>Страница комплекта: https://marzhavbetone.ru/products/p3-shablony-ks2-ks3.html</w:t>
       </w:r>
     </w:p>
     <w:sectPr>

--- a/products-storage/00-free-ks-bez-vozvrata/04-poryadok-vnutrenney-proverki.docx
+++ b/products-storage/00-free-ks-bez-vozvrata/04-poryadok-vnutrenney-proverki.docx
@@ -423,59 +423,23 @@
     <w:p>
       <w:pPr>
         <w:pStyle w:val="Heading1"/>
-      </w:pPr>
-      <w:r>
-        <w:t>⚠️ Что этот материал НЕ закрывает</w:t>
-      </w:r>
-    </w:p>
-    <w:p>
-      <w:pPr>
-        <w:pStyle w:val="ListBullet"/>
-      </w:pPr>
-      <w:r>
-        <w:t>Шаблоны актов передачи с юридическими деталями</w:t>
-      </w:r>
-    </w:p>
-    <w:p>
-      <w:pPr>
-        <w:pStyle w:val="ListBullet"/>
-      </w:pPr>
-      <w:r>
-        <w:t>Журнал передачи с автоматическим отслеживанием статуса</w:t>
-      </w:r>
-    </w:p>
-    <w:p>
-      <w:pPr>
-        <w:pStyle w:val="ListBullet"/>
-      </w:pPr>
-      <w:r>
-        <w:t>Алгоритм работы с возвращенными документами</w:t>
-      </w:r>
-    </w:p>
-    <w:p>
-      <w:pPr>
-        <w:pStyle w:val="ListBullet"/>
-      </w:pPr>
-      <w:r>
-        <w:t>Согласование с заказчиком в сложных случаях (банкротство, смена заказчика)</w:t>
-      </w:r>
-    </w:p>
-    <w:p>
-      <w:pPr>
-        <w:pStyle w:val="Heading1"/>
+        <w:keepNext/>
       </w:pPr>
       <w:r>
         <w:t>🔗 Переход к полному комплекту</w:t>
       </w:r>
     </w:p>
     <w:p>
+      <w:pPr>
+        <w:keepLines/>
+      </w:pPr>
       <w:r>
         <w:t>Комплект «КС-2 без возврата: сдайте с первой попытки» включает: готовые акты передачи, журнал с автоматическим отслеживанием, алгоритм работы с возвратами, типовые ответы на замечания.</w:t>
         <w:br/>
         <w:br/>
-        <w:t>Стоимость: 1 990 ₽</w:t>
+        <w:t>Стоимость: 17 900 ₽</w:t>
         <w:br/>
-        <w:t>Страница комплекта: https://marzhavbetone.ru/products/p3-shablony-ks2-ks3.html</w:t>
+        <w:t>Страница комплекта: https://nastoronepodryadchika.ru/products/p3-shablony-ks2-ks3.html</w:t>
       </w:r>
     </w:p>
     <w:sectPr>
